--- a/01_kanri-flow_起案_共通.docx
+++ b/01_kanri-flow_起案_共通.docx
@@ -1772,7 +1772,16 @@
               <w:t xml:space="preserve">  </w:t>
             </w:r>
             <w:r>
-              <w:t>{{起案者職名}}{{起案者名}}</w:t>
+              <w:t>{{起案者職名}}</w:t>
+            </w:r>
+            <w:r>
+              <w:rPr>
+                <w:rFonts w:hint="eastAsia"/>
+              </w:rPr>
+              <w:t xml:space="preserve"> </w:t>
+            </w:r>
+            <w:r>
+              <w:t>{{起案者名}}</w:t>
             </w:r>
           </w:p>
         </w:tc>
